--- a/doc/Abgabe/Gruppe1_Audio_BPM_Erkennung_Entwicklungsplan.docx
+++ b/doc/Abgabe/Gruppe1_Audio_BPM_Erkennung_Entwicklungsplan.docx
@@ -57,7 +57,6 @@
         </w:rPr>
         <w:t xml:space="preserve">Audio BPM </w:t>
       </w:r>
-      <w:proofErr w:type="spellStart"/>
       <w:r>
         <w:rPr>
           <w:sz w:val="52"/>
@@ -66,7 +65,6 @@
         </w:rPr>
         <w:t>Erkennung</w:t>
       </w:r>
-      <w:proofErr w:type="spellEnd"/>
     </w:p>
     <w:p>
       <w:pPr>
@@ -2011,21 +2009,11 @@
         <w:pStyle w:val="berschrift1"/>
       </w:pPr>
       <w:bookmarkStart w:id="0" w:name="_Toc232489591"/>
-      <w:proofErr w:type="spellStart"/>
       <w:r>
         <w:lastRenderedPageBreak/>
-        <w:t>Document</w:t>
-      </w:r>
-      <w:proofErr w:type="spellEnd"/>
-      <w:r>
-        <w:t xml:space="preserve"> </w:t>
-      </w:r>
-      <w:proofErr w:type="spellStart"/>
-      <w:r>
-        <w:t>History</w:t>
+        <w:t>Document History</w:t>
       </w:r>
       <w:bookmarkEnd w:id="0"/>
-      <w:proofErr w:type="spellEnd"/>
     </w:p>
     <w:p/>
     <w:tbl>
@@ -2065,11 +2053,9 @@
             <w:tcW w:w="6232" w:type="dxa"/>
           </w:tcPr>
           <w:p>
-            <w:proofErr w:type="spellStart"/>
             <w:r>
               <w:t>Changes</w:t>
             </w:r>
-            <w:proofErr w:type="spellEnd"/>
           </w:p>
         </w:tc>
       </w:tr>
@@ -2332,31 +2318,7 @@
           </w:tcPr>
           <w:p>
             <w:r>
-              <w:t xml:space="preserve">Veränderung </w:t>
-            </w:r>
-            <w:proofErr w:type="gramStart"/>
-            <w:r>
-              <w:t>des Kapitel</w:t>
-            </w:r>
-            <w:proofErr w:type="gramEnd"/>
-            <w:r>
-              <w:t xml:space="preserve"> „</w:t>
-            </w:r>
-            <w:proofErr w:type="spellStart"/>
-            <w:r>
-              <w:t>Scrum</w:t>
-            </w:r>
-            <w:proofErr w:type="spellEnd"/>
-            <w:r>
-              <w:t>//Sprints“ und „</w:t>
-            </w:r>
-            <w:proofErr w:type="spellStart"/>
-            <w:r>
-              <w:t>Anforderungsmanagment</w:t>
-            </w:r>
-            <w:proofErr w:type="spellEnd"/>
-            <w:r>
-              <w:t>“</w:t>
+              <w:t>Veränderung des Kapitel „Scrum//Sprints“ und „Anforderungsmanagment“</w:t>
             </w:r>
           </w:p>
         </w:tc>
@@ -2369,14 +2331,9 @@
       </w:pPr>
       <w:bookmarkStart w:id="1" w:name="_Toc232489592"/>
       <w:r>
-        <w:t xml:space="preserve">Template </w:t>
-      </w:r>
-      <w:proofErr w:type="spellStart"/>
-      <w:r>
-        <w:t>History</w:t>
+        <w:t>Template History</w:t>
       </w:r>
       <w:bookmarkEnd w:id="1"/>
-      <w:proofErr w:type="spellEnd"/>
     </w:p>
     <w:p/>
     <w:tbl>
@@ -2416,11 +2373,9 @@
             <w:tcW w:w="6232" w:type="dxa"/>
           </w:tcPr>
           <w:p>
-            <w:proofErr w:type="spellStart"/>
             <w:r>
               <w:t>Changes</w:t>
             </w:r>
-            <w:proofErr w:type="spellEnd"/>
           </w:p>
         </w:tc>
       </w:tr>
@@ -2537,7 +2492,6 @@
         </w:rPr>
       </w:pPr>
       <w:bookmarkStart w:id="3" w:name="_Toc232489594"/>
-      <w:proofErr w:type="spellStart"/>
       <w:r>
         <w:rPr>
           <w:lang w:val="en-US"/>
@@ -2545,7 +2499,6 @@
         <w:t>Umfang</w:t>
       </w:r>
       <w:bookmarkEnd w:id="3"/>
-      <w:proofErr w:type="spellEnd"/>
     </w:p>
     <w:p>
       <w:r>
@@ -2639,21 +2592,12 @@
           <w:numId w:val="11"/>
         </w:numPr>
       </w:pPr>
-      <w:proofErr w:type="spellStart"/>
       <w:r>
         <w:rPr>
           <w:b/>
           <w:bCs/>
         </w:rPr>
-        <w:t>Traceability</w:t>
-      </w:r>
-      <w:proofErr w:type="spellEnd"/>
-      <w:r>
-        <w:rPr>
-          <w:b/>
-          <w:bCs/>
-        </w:rPr>
-        <w:t>:</w:t>
+        <w:t>Traceability:</w:t>
       </w:r>
       <w:r>
         <w:t xml:space="preserve"> Dokumentation einer lückenlosen Nachverfolgbarkeit (100%) über alle oben genannten Phasen hinweg.</w:t>
@@ -2697,7 +2641,6 @@
         </w:rPr>
       </w:pPr>
       <w:bookmarkStart w:id="4" w:name="_Toc232489595"/>
-      <w:proofErr w:type="spellStart"/>
       <w:r>
         <w:rPr>
           <w:lang w:val="en-US"/>
@@ -2714,43 +2657,20 @@
         <w:rPr>
           <w:lang w:val="en-US"/>
         </w:rPr>
-        <w:t>ation</w:t>
-      </w:r>
-      <w:proofErr w:type="spellEnd"/>
-      <w:r>
+        <w:t>ation des Projektes</w:t>
+      </w:r>
+      <w:bookmarkEnd w:id="4"/>
+    </w:p>
+    <w:p>
+      <w:pPr>
         <w:rPr>
           <w:lang w:val="en-US"/>
         </w:rPr>
-        <w:t xml:space="preserve"> des </w:t>
-      </w:r>
-      <w:proofErr w:type="spellStart"/>
-      <w:r>
-        <w:rPr>
-          <w:lang w:val="en-US"/>
-        </w:rPr>
-        <w:t>Projektes</w:t>
-      </w:r>
-      <w:bookmarkEnd w:id="4"/>
-      <w:proofErr w:type="spellEnd"/>
-    </w:p>
-    <w:p>
-      <w:pPr>
-        <w:rPr>
-          <w:lang w:val="en-US"/>
-        </w:rPr>
-      </w:pPr>
-    </w:p>
-    <w:p>
-      <w:r>
-        <w:t xml:space="preserve">Das Projekt wird die agile Methode </w:t>
-      </w:r>
-      <w:proofErr w:type="spellStart"/>
-      <w:r>
-        <w:t>Scrum</w:t>
-      </w:r>
-      <w:proofErr w:type="spellEnd"/>
-      <w:r>
-        <w:t xml:space="preserve"> für die Entwicklung verwenden.</w:t>
+      </w:pPr>
+    </w:p>
+    <w:p>
+      <w:r>
+        <w:t>Das Projekt wird die agile Methode Scrum für die Entwicklung verwenden.</w:t>
       </w:r>
     </w:p>
     <w:p>
@@ -2767,15 +2687,7 @@
     </w:p>
     <w:p>
       <w:r>
-        <w:t xml:space="preserve">Das Team besteht </w:t>
-      </w:r>
-      <w:proofErr w:type="gramStart"/>
-      <w:r>
-        <w:t>aus folgenden</w:t>
-      </w:r>
-      <w:proofErr w:type="gramEnd"/>
-      <w:r>
-        <w:t xml:space="preserve"> Mitgliedern mit den entsprechenden Rollen und Verantwortlichkeiten:</w:t>
+        <w:t>Das Team besteht aus folgenden Mitgliedern mit den entsprechenden Rollen und Verantwortlichkeiten:</w:t>
       </w:r>
     </w:p>
     <w:tbl>
@@ -2872,13 +2784,8 @@
             <w:hideMark/>
           </w:tcPr>
           <w:p>
-            <w:proofErr w:type="spellStart"/>
-            <w:r>
-              <w:t>Scrum</w:t>
-            </w:r>
-            <w:proofErr w:type="spellEnd"/>
-            <w:r>
-              <w:t xml:space="preserve"> Master</w:t>
+            <w:r>
+              <w:t>Scrum Master</w:t>
             </w:r>
           </w:p>
         </w:tc>
@@ -3003,13 +2910,8 @@
             <w:r>
               <w:t xml:space="preserve">Testingenieur, </w:t>
             </w:r>
-            <w:proofErr w:type="spellStart"/>
-            <w:r>
-              <w:t>Product</w:t>
-            </w:r>
-            <w:proofErr w:type="spellEnd"/>
-            <w:r>
-              <w:t xml:space="preserve"> Owner</w:t>
+            <w:r>
+              <w:t>Product Owner</w:t>
             </w:r>
           </w:p>
         </w:tc>
@@ -3231,29 +3133,13 @@
         <w:t>.xlsx“</w:t>
       </w:r>
       <w:r>
-        <w:t xml:space="preserve"> definiert, die effektive Kapazität der einzelnen Teammitglieder festgelegt sowie die geplanten Aktivitäten und die entsprechende „Definition </w:t>
-      </w:r>
-      <w:proofErr w:type="spellStart"/>
-      <w:r>
-        <w:t>of</w:t>
-      </w:r>
-      <w:proofErr w:type="spellEnd"/>
-      <w:r>
-        <w:t xml:space="preserve"> Done“ bestimmt</w:t>
+        <w:t xml:space="preserve"> definiert, die effektive Kapazität der einzelnen Teammitglieder festgelegt sowie die geplanten Aktivitäten und die entsprechende „Definition of Done“ bestimmt</w:t>
       </w:r>
       <w:r>
         <w:t xml:space="preserve">. </w:t>
       </w:r>
       <w:r>
-        <w:t>Zur Nachverfolgbarkeit wird ein iteratives Burn-</w:t>
-      </w:r>
-      <w:proofErr w:type="spellStart"/>
-      <w:r>
-        <w:t>up</w:t>
-      </w:r>
-      <w:proofErr w:type="spellEnd"/>
-      <w:r>
-        <w:t>-Chart eingesetzt. Dabei entwickelt sich die Anzahl der abgeschlossenen Tasks entlang der geplanten Tasks, die im Projektverlauf dynamisch erweitert</w:t>
+        <w:t>Zur Nachverfolgbarkeit wird ein iteratives Burn-up-Chart eingesetzt. Dabei entwickelt sich die Anzahl der abgeschlossenen Tasks entlang der geplanten Tasks, die im Projektverlauf dynamisch erweitert</w:t>
       </w:r>
       <w:r>
         <w:t xml:space="preserve"> </w:t>
@@ -3270,28 +3156,12 @@
     </w:p>
     <w:p>
       <w:r>
-        <w:t xml:space="preserve">Der amtierende </w:t>
-      </w:r>
-      <w:proofErr w:type="spellStart"/>
-      <w:r>
-        <w:t>Scrum</w:t>
-      </w:r>
-      <w:proofErr w:type="spellEnd"/>
-      <w:r>
-        <w:t xml:space="preserve"> Master berichtet an Herrn Pagliarulo, falls Blocker auftreten, die nicht innerhalb des Teams gelöst werden können.</w:t>
-      </w:r>
-    </w:p>
-    <w:p>
-      <w:r>
-        <w:t xml:space="preserve">Ein Sprint Review sowie eine Sprint Retrospektive finden am letzten Donnerstag des Sprints statt. Im Sprint Review werden dem </w:t>
-      </w:r>
-      <w:proofErr w:type="spellStart"/>
-      <w:r>
-        <w:t>Product</w:t>
-      </w:r>
-      <w:proofErr w:type="spellEnd"/>
-      <w:r>
-        <w:t xml:space="preserve"> Owner und anderen Gruppen die erzielten Ergebnisse präsentiert. Aus der Retrospektive werden Maßnahmen zur Verbesserung für die kommenden Sprints abgeleitet.</w:t>
+        <w:t>Der amtierende Scrum Master berichtet an Herrn Pagliarulo, falls Blocker auftreten, die nicht innerhalb des Teams gelöst werden können.</w:t>
+      </w:r>
+    </w:p>
+    <w:p>
+      <w:r>
+        <w:t>Ein Sprint Review sowie eine Sprint Retrospektive finden am letzten Donnerstag des Sprints statt. Im Sprint Review werden dem Product Owner und anderen Gruppen die erzielten Ergebnisse präsentiert. Aus der Retrospektive werden Maßnahmen zur Verbesserung für die kommenden Sprints abgeleitet.</w:t>
       </w:r>
       <w:r>
         <w:t xml:space="preserve"> </w:t>
@@ -3343,32 +3213,11 @@
         <w:t>Das Board ist in mehrere Spalten unterteilt, die den jeweiligen Bearbeitungsstatus widerspiegeln</w:t>
       </w:r>
       <w:r>
-        <w:t xml:space="preserve"> (Backlog, </w:t>
-      </w:r>
-      <w:proofErr w:type="spellStart"/>
-      <w:r>
-        <w:t>Requirements</w:t>
-      </w:r>
-      <w:proofErr w:type="spellEnd"/>
-      <w:r>
-        <w:t xml:space="preserve"> Definition, Architecture Design, Implementation, </w:t>
-      </w:r>
-      <w:proofErr w:type="spellStart"/>
-      <w:r>
-        <w:t>Verification</w:t>
-      </w:r>
-      <w:proofErr w:type="spellEnd"/>
-      <w:r>
-        <w:t>, Done</w:t>
-      </w:r>
-      <w:r>
-        <w:t xml:space="preserve">, Sprint </w:t>
-      </w:r>
-      <w:proofErr w:type="spellStart"/>
-      <w:r>
-        <w:t>Planning</w:t>
-      </w:r>
-      <w:proofErr w:type="spellEnd"/>
+        <w:t xml:space="preserve"> (Backlog, Requirements Definition, Architecture Design, Implementation, Verification, Done</w:t>
+      </w:r>
+      <w:r>
+        <w:t>, Sprint Planning</w:t>
+      </w:r>
       <w:r>
         <w:t>).</w:t>
       </w:r>
@@ -3451,15 +3300,7 @@
         <w:t xml:space="preserve"> Kanban Board wird </w:t>
       </w:r>
       <w:r>
-        <w:t xml:space="preserve">mit der Project Funktion von </w:t>
-      </w:r>
-      <w:proofErr w:type="spellStart"/>
-      <w:r>
-        <w:t>Github</w:t>
-      </w:r>
-      <w:proofErr w:type="spellEnd"/>
-      <w:r>
-        <w:t xml:space="preserve"> erstellt.</w:t>
+        <w:t>mit der Project Funktion von Github erstellt.</w:t>
       </w:r>
     </w:p>
     <w:p/>
@@ -3502,26 +3343,10 @@
     </w:p>
     <w:p>
       <w:r>
-        <w:t xml:space="preserve">GitHub wird ebenso als </w:t>
-      </w:r>
-      <w:proofErr w:type="spellStart"/>
-      <w:r>
-        <w:t>Versionierungsprogramm</w:t>
-      </w:r>
-      <w:proofErr w:type="spellEnd"/>
-      <w:r>
-        <w:t xml:space="preserve"> </w:t>
-      </w:r>
-      <w:r>
-        <w:t>(</w:t>
-      </w:r>
-      <w:proofErr w:type="spellStart"/>
-      <w:r>
-        <w:t>Git</w:t>
-      </w:r>
-      <w:proofErr w:type="spellEnd"/>
-      <w:r>
-        <w:t xml:space="preserve">) </w:t>
+        <w:t xml:space="preserve">GitHub wird ebenso als Versionierungsprogramm </w:t>
+      </w:r>
+      <w:r>
+        <w:t xml:space="preserve">(Git) </w:t>
       </w:r>
       <w:r>
         <w:t>verwendet.</w:t>
@@ -3535,29 +3360,13 @@
         </w:rPr>
       </w:pPr>
       <w:bookmarkStart w:id="13" w:name="_Toc232489600"/>
-      <w:proofErr w:type="spellStart"/>
       <w:r>
         <w:rPr>
           <w:lang w:val="en-US"/>
         </w:rPr>
-        <w:t>Anwendung</w:t>
-      </w:r>
-      <w:proofErr w:type="spellEnd"/>
-      <w:r>
-        <w:rPr>
-          <w:lang w:val="en-US"/>
-        </w:rPr>
-        <w:t xml:space="preserve"> &amp; </w:t>
-      </w:r>
-      <w:proofErr w:type="spellStart"/>
-      <w:r>
-        <w:rPr>
-          <w:lang w:val="en-US"/>
-        </w:rPr>
-        <w:t>Ziele</w:t>
+        <w:t>Anwendung &amp; Ziele</w:t>
       </w:r>
       <w:bookmarkEnd w:id="13"/>
-      <w:proofErr w:type="spellEnd"/>
     </w:p>
     <w:p>
       <w:pPr>
@@ -3738,15 +3547,7 @@
           </w:tcPr>
           <w:p>
             <w:r>
-              <w:t xml:space="preserve">User Stories </w:t>
-            </w:r>
-            <w:proofErr w:type="spellStart"/>
-            <w:r>
-              <w:t>reviewed</w:t>
-            </w:r>
-            <w:proofErr w:type="spellEnd"/>
-            <w:r>
-              <w:t xml:space="preserve"> und freigegeben</w:t>
+              <w:t>User Stories reviewed und freigegeben</w:t>
             </w:r>
           </w:p>
         </w:tc>
@@ -3781,21 +3582,8 @@
               </w:rPr>
             </w:pPr>
             <w:r>
-              <w:t xml:space="preserve">100% </w:t>
-            </w:r>
-            <w:proofErr w:type="spellStart"/>
-            <w:r>
-              <w:t>reviewed</w:t>
-            </w:r>
-            <w:proofErr w:type="spellEnd"/>
-            <w:r>
-              <w:t xml:space="preserve"> &amp; </w:t>
-            </w:r>
-            <w:proofErr w:type="spellStart"/>
-            <w:r>
-              <w:t>approved</w:t>
-            </w:r>
-            <w:proofErr w:type="spellEnd"/>
+              <w:t>100% reviewed &amp; approved</w:t>
+            </w:r>
           </w:p>
         </w:tc>
       </w:tr>
@@ -3845,28 +3633,12 @@
                 <w:lang w:val="en-US"/>
               </w:rPr>
             </w:pPr>
-            <w:proofErr w:type="spellStart"/>
-            <w:r>
-              <w:rPr>
-                <w:lang w:val="en-US"/>
-              </w:rPr>
-              <w:t>Architektur</w:t>
-            </w:r>
-            <w:proofErr w:type="spellEnd"/>
-            <w:r>
-              <w:rPr>
-                <w:lang w:val="en-US"/>
-              </w:rPr>
-              <w:t xml:space="preserve">-Doku </w:t>
-            </w:r>
-            <w:proofErr w:type="spellStart"/>
-            <w:r>
-              <w:rPr>
-                <w:lang w:val="en-US"/>
-              </w:rPr>
-              <w:t>freigegeben</w:t>
-            </w:r>
-            <w:proofErr w:type="spellEnd"/>
+            <w:r>
+              <w:rPr>
+                <w:lang w:val="en-US"/>
+              </w:rPr>
+              <w:t>Architektur-Doku freigegeben</w:t>
+            </w:r>
           </w:p>
         </w:tc>
       </w:tr>
@@ -3908,19 +3680,11 @@
                 <w:lang w:val="en-US"/>
               </w:rPr>
             </w:pPr>
-            <w:proofErr w:type="spellStart"/>
-            <w:r>
-              <w:rPr>
-                <w:lang w:val="en-US"/>
-              </w:rPr>
-              <w:t>abgeschlossene</w:t>
-            </w:r>
-            <w:proofErr w:type="spellEnd"/>
-            <w:r>
-              <w:rPr>
-                <w:lang w:val="en-US"/>
-              </w:rPr>
-              <w:t xml:space="preserve"> Stories</w:t>
+            <w:r>
+              <w:rPr>
+                <w:lang w:val="en-US"/>
+              </w:rPr>
+              <w:t>abgeschlossene Stories</w:t>
             </w:r>
           </w:p>
         </w:tc>
@@ -3938,49 +3702,7 @@
               <w:rPr>
                 <w:lang w:val="en-US"/>
               </w:rPr>
-              <w:t>Alle Stories „</w:t>
-            </w:r>
-            <w:proofErr w:type="gramStart"/>
-            <w:r>
-              <w:rPr>
-                <w:lang w:val="en-US"/>
-              </w:rPr>
-              <w:t>Done“</w:t>
-            </w:r>
-            <w:proofErr w:type="gramEnd"/>
-            <w:r>
-              <w:rPr>
-                <w:lang w:val="en-US"/>
-              </w:rPr>
-              <w:t xml:space="preserve">, </w:t>
-            </w:r>
-            <w:proofErr w:type="spellStart"/>
-            <w:r>
-              <w:rPr>
-                <w:lang w:val="en-US"/>
-              </w:rPr>
-              <w:t>keine</w:t>
-            </w:r>
-            <w:proofErr w:type="spellEnd"/>
-            <w:r>
-              <w:rPr>
-                <w:lang w:val="en-US"/>
-              </w:rPr>
-              <w:t xml:space="preserve"> </w:t>
-            </w:r>
-            <w:proofErr w:type="spellStart"/>
-            <w:r>
-              <w:rPr>
-                <w:lang w:val="en-US"/>
-              </w:rPr>
-              <w:t>kritischen</w:t>
-            </w:r>
-            <w:proofErr w:type="spellEnd"/>
-            <w:r>
-              <w:rPr>
-                <w:lang w:val="en-US"/>
-              </w:rPr>
-              <w:t xml:space="preserve"> Bugs</w:t>
+              <w:t>Alle Stories „Done“, keine kritischen Bugs</w:t>
             </w:r>
           </w:p>
         </w:tc>
@@ -4017,7 +3739,6 @@
                 <w:lang w:val="en-US"/>
               </w:rPr>
             </w:pPr>
-            <w:proofErr w:type="spellStart"/>
             <w:r>
               <w:rPr>
                 <w:lang w:val="en-US"/>
@@ -4028,14 +3749,7 @@
               <w:rPr>
                 <w:lang w:val="en-US"/>
               </w:rPr>
-              <w:t>estandene</w:t>
-            </w:r>
-            <w:proofErr w:type="spellEnd"/>
-            <w:r>
-              <w:rPr>
-                <w:lang w:val="en-US"/>
-              </w:rPr>
-              <w:t xml:space="preserve"> Tests</w:t>
+              <w:t>estandene Tests</w:t>
             </w:r>
             <w:r>
               <w:rPr>
@@ -4059,16 +3773,8 @@
               <w:rPr>
                 <w:lang w:val="en-US"/>
               </w:rPr>
-              <w:t xml:space="preserve">≥95% Tests </w:t>
-            </w:r>
-            <w:proofErr w:type="spellStart"/>
-            <w:r>
-              <w:rPr>
-                <w:lang w:val="en-US"/>
-              </w:rPr>
-              <w:t>bestanden</w:t>
-            </w:r>
-            <w:proofErr w:type="spellEnd"/>
+              <w:t>≥95% Tests bestanden</w:t>
+            </w:r>
           </w:p>
         </w:tc>
       </w:tr>
@@ -4088,7 +3794,6 @@
         </w:rPr>
       </w:pPr>
       <w:bookmarkStart w:id="17" w:name="_Toc232489603"/>
-      <w:proofErr w:type="spellStart"/>
       <w:r>
         <w:rPr>
           <w:lang w:val="en-US"/>
@@ -4096,7 +3801,6 @@
         <w:t>Anforderungsmanagement</w:t>
       </w:r>
       <w:bookmarkEnd w:id="17"/>
-      <w:proofErr w:type="spellEnd"/>
     </w:p>
     <w:p>
       <w:pPr>
@@ -4554,13 +4258,8 @@
           </w:tcPr>
           <w:p>
             <w:r>
-              <w:t xml:space="preserve">TBD, in Review, </w:t>
-            </w:r>
-            <w:proofErr w:type="spellStart"/>
-            <w:r>
-              <w:t>Reviewed</w:t>
-            </w:r>
-            <w:proofErr w:type="spellEnd"/>
+              <w:t>TBD, in Review, Reviewed</w:t>
+            </w:r>
           </w:p>
         </w:tc>
       </w:tr>
@@ -4570,11 +4269,9 @@
             <w:tcW w:w="1250" w:type="dxa"/>
           </w:tcPr>
           <w:p>
-            <w:proofErr w:type="spellStart"/>
             <w:r>
               <w:t>Verification</w:t>
             </w:r>
-            <w:proofErr w:type="spellEnd"/>
           </w:p>
         </w:tc>
         <w:tc>
@@ -4626,15 +4323,7 @@
         <w:t xml:space="preserve"> </w:t>
       </w:r>
       <w:r>
-        <w:t>verwaltet. Die Nachverfolgbarkeit (</w:t>
-      </w:r>
-      <w:proofErr w:type="spellStart"/>
-      <w:r>
-        <w:t>Traceability</w:t>
-      </w:r>
-      <w:proofErr w:type="spellEnd"/>
-      <w:r>
-        <w:t>) zwischen User Stories und Anforderungen wird ebenfalls in dieser Tabelle manuell gepflegt.</w:t>
+        <w:t>verwaltet. Die Nachverfolgbarkeit (Traceability) zwischen User Stories und Anforderungen wird ebenfalls in dieser Tabelle manuell gepflegt.</w:t>
       </w:r>
     </w:p>
     <w:p>
@@ -4746,20 +4435,12 @@
         </w:rPr>
       </w:pPr>
       <w:bookmarkStart w:id="19" w:name="_Toc232489605"/>
-      <w:proofErr w:type="spellStart"/>
       <w:r>
         <w:rPr>
           <w:lang w:val="en-US"/>
         </w:rPr>
         <w:lastRenderedPageBreak/>
-        <w:t>Architektur</w:t>
-      </w:r>
-      <w:proofErr w:type="spellEnd"/>
-      <w:r>
-        <w:rPr>
-          <w:lang w:val="en-US"/>
-        </w:rPr>
-        <w:t xml:space="preserve"> &amp; Design</w:t>
+        <w:t>Architektur &amp; Design</w:t>
       </w:r>
       <w:bookmarkStart w:id="20" w:name="_Toc165127832"/>
       <w:bookmarkEnd w:id="19"/>
@@ -4851,23 +4532,7 @@
           <w:rFonts w:eastAsia="Times New Roman" w:cstheme="minorHAnsi"/>
           <w:lang w:eastAsia="de-DE"/>
         </w:rPr>
-        <w:t>Die einzelnen Architekturelemente werden eindeutig benannt und gemäß folgender Namenskonvention identifiziert: &lt;</w:t>
-      </w:r>
-      <w:proofErr w:type="spellStart"/>
-      <w:r>
-        <w:rPr>
-          <w:rFonts w:eastAsia="Times New Roman" w:cstheme="minorHAnsi"/>
-          <w:lang w:eastAsia="de-DE"/>
-        </w:rPr>
-        <w:t>ArchEl_x</w:t>
-      </w:r>
-      <w:proofErr w:type="spellEnd"/>
-      <w:r>
-        <w:rPr>
-          <w:rFonts w:eastAsia="Times New Roman" w:cstheme="minorHAnsi"/>
-          <w:lang w:eastAsia="de-DE"/>
-        </w:rPr>
-        <w:t>&gt;. Diese Identifikatoren dienen dazu, Anforderungen eindeutig mit den jeweiligen Architekturelementen zu verknüpfen. Die Zuordnung wird in der Excel-Datei „</w:t>
+        <w:t>Die einzelnen Architekturelemente werden eindeutig benannt und gemäß folgender Namenskonvention identifiziert: &lt;ArchEl_x&gt;. Diese Identifikatoren dienen dazu, Anforderungen eindeutig mit den jeweiligen Architekturelementen zu verknüpfen. Die Zuordnung wird in der Excel-Datei „</w:t>
       </w:r>
       <w:r>
         <w:rPr>
@@ -5013,60 +4678,35 @@
           <w:rFonts w:eastAsia="Times New Roman" w:cstheme="minorHAnsi"/>
           <w:lang w:eastAsia="de-DE"/>
         </w:rPr>
-        <w:t>Die Erstellung der Diagramme erfolgt mit dem Tool „</w:t>
-      </w:r>
-      <w:proofErr w:type="spellStart"/>
+        <w:t>Die Erstellung der Diagramme erfolgt mit dem Tool „Lucidchart</w:t>
+      </w:r>
       <w:r>
         <w:rPr>
           <w:rFonts w:eastAsia="Times New Roman" w:cstheme="minorHAnsi"/>
           <w:lang w:eastAsia="de-DE"/>
         </w:rPr>
-        <w:t>Lucidchart</w:t>
-      </w:r>
-      <w:proofErr w:type="spellEnd"/>
+        <w:t>“</w:t>
+      </w:r>
       <w:r>
         <w:rPr>
           <w:rFonts w:eastAsia="Times New Roman" w:cstheme="minorHAnsi"/>
           <w:lang w:eastAsia="de-DE"/>
         </w:rPr>
-        <w:t>“</w:t>
+        <w:t xml:space="preserve"> [</w:t>
       </w:r>
       <w:r>
         <w:rPr>
           <w:rFonts w:eastAsia="Times New Roman" w:cstheme="minorHAnsi"/>
           <w:lang w:eastAsia="de-DE"/>
         </w:rPr>
-        <w:t xml:space="preserve"> [</w:t>
+        <w:t>3]</w:t>
       </w:r>
       <w:r>
         <w:rPr>
           <w:rFonts w:eastAsia="Times New Roman" w:cstheme="minorHAnsi"/>
           <w:lang w:eastAsia="de-DE"/>
         </w:rPr>
-        <w:t>3]</w:t>
-      </w:r>
-      <w:r>
-        <w:rPr>
-          <w:rFonts w:eastAsia="Times New Roman" w:cstheme="minorHAnsi"/>
-          <w:lang w:eastAsia="de-DE"/>
-        </w:rPr>
-        <w:t xml:space="preserve"> bzw. </w:t>
-      </w:r>
-      <w:proofErr w:type="spellStart"/>
-      <w:r>
-        <w:rPr>
-          <w:rFonts w:eastAsia="Times New Roman" w:cstheme="minorHAnsi"/>
-          <w:lang w:eastAsia="de-DE"/>
-        </w:rPr>
-        <w:t>yEd</w:t>
-      </w:r>
-      <w:proofErr w:type="spellEnd"/>
-      <w:r>
-        <w:rPr>
-          <w:rFonts w:eastAsia="Times New Roman" w:cstheme="minorHAnsi"/>
-          <w:lang w:eastAsia="de-DE"/>
-        </w:rPr>
-        <w:t xml:space="preserve"> [4]</w:t>
+        <w:t xml:space="preserve"> bzw. yEd [4]</w:t>
       </w:r>
       <w:r>
         <w:rPr>
@@ -5341,29 +4981,13 @@
         </w:rPr>
       </w:pPr>
       <w:bookmarkStart w:id="27" w:name="_Toc232489610"/>
-      <w:proofErr w:type="spellStart"/>
       <w:r>
         <w:rPr>
           <w:lang w:val="en-US"/>
         </w:rPr>
-        <w:t>Verifizierung</w:t>
-      </w:r>
-      <w:proofErr w:type="spellEnd"/>
-      <w:r>
-        <w:rPr>
-          <w:lang w:val="en-US"/>
-        </w:rPr>
-        <w:t xml:space="preserve"> und </w:t>
-      </w:r>
-      <w:proofErr w:type="spellStart"/>
-      <w:r>
-        <w:rPr>
-          <w:lang w:val="en-US"/>
-        </w:rPr>
-        <w:t>Validierung</w:t>
+        <w:t>Verifizierung und Validierung</w:t>
       </w:r>
       <w:bookmarkEnd w:id="27"/>
-      <w:proofErr w:type="spellEnd"/>
     </w:p>
     <w:p>
       <w:pPr>
@@ -5381,19 +5005,11 @@
       </w:pPr>
       <w:bookmarkStart w:id="28" w:name="_Toc165127836"/>
       <w:bookmarkStart w:id="29" w:name="_Toc232489611"/>
-      <w:proofErr w:type="spellStart"/>
       <w:r>
         <w:rPr>
           <w:lang w:val="en-US"/>
         </w:rPr>
-        <w:t>Formelle</w:t>
-      </w:r>
-      <w:proofErr w:type="spellEnd"/>
-      <w:r>
-        <w:rPr>
-          <w:lang w:val="en-US"/>
-        </w:rPr>
-        <w:t xml:space="preserve"> Test Cases</w:t>
+        <w:t>Formelle Test Cases</w:t>
       </w:r>
       <w:bookmarkEnd w:id="28"/>
       <w:bookmarkEnd w:id="29"/>
@@ -5419,7 +5035,13 @@
       </w:r>
       <w:r>
         <w:br/>
-        <w:t>Die Test Cases werden mithilfe des folgenden Templates erstellt:</w:t>
+        <w:t>Die Test Cases werden mithilfe des folgenden Templates erstellt</w:t>
+      </w:r>
+      <w:r>
+        <w:t xml:space="preserve"> und die Protokolle in [6] abgelegt</w:t>
+      </w:r>
+      <w:r>
+        <w:t>:</w:t>
       </w:r>
     </w:p>
     <w:p>
@@ -5650,19 +5272,11 @@
                 <w:lang w:val="en-US"/>
               </w:rPr>
             </w:pPr>
-            <w:proofErr w:type="spellStart"/>
-            <w:r>
-              <w:rPr>
-                <w:lang w:val="en-US"/>
-              </w:rPr>
-              <w:t>Github</w:t>
-            </w:r>
-            <w:proofErr w:type="spellEnd"/>
-            <w:r>
-              <w:rPr>
-                <w:lang w:val="en-US"/>
-              </w:rPr>
-              <w:t xml:space="preserve"> Sprints</w:t>
+            <w:r>
+              <w:rPr>
+                <w:lang w:val="en-US"/>
+              </w:rPr>
+              <w:t>Github Sprints</w:t>
             </w:r>
           </w:p>
         </w:tc>
@@ -5927,7 +5541,6 @@
                 <w:lang w:val="en-US"/>
               </w:rPr>
             </w:pPr>
-            <w:proofErr w:type="spellStart"/>
             <w:r>
               <w:rPr>
                 <w:rFonts w:eastAsia="Times New Roman" w:cstheme="minorHAnsi"/>
@@ -5935,7 +5548,6 @@
               </w:rPr>
               <w:t>Lucidchart</w:t>
             </w:r>
-            <w:proofErr w:type="spellEnd"/>
           </w:p>
         </w:tc>
         <w:tc>
@@ -6025,14 +5637,12 @@
                 <w:lang w:val="en-US"/>
               </w:rPr>
             </w:pPr>
-            <w:proofErr w:type="spellStart"/>
             <w:r>
               <w:rPr>
                 <w:lang w:val="en-US"/>
               </w:rPr>
               <w:t>yEd</w:t>
             </w:r>
-            <w:proofErr w:type="spellEnd"/>
           </w:p>
         </w:tc>
         <w:tc>
@@ -6072,6 +5682,62 @@
               </w:rPr>
               <w:t>1.0</w:t>
             </w:r>
+          </w:p>
+        </w:tc>
+      </w:tr>
+      <w:tr>
+        <w:tc>
+          <w:tcPr>
+            <w:tcW w:w="704" w:type="dxa"/>
+          </w:tcPr>
+          <w:p>
+            <w:pPr>
+              <w:rPr>
+                <w:lang w:val="en-US"/>
+              </w:rPr>
+            </w:pPr>
+            <w:r>
+              <w:rPr>
+                <w:lang w:val="en-US"/>
+              </w:rPr>
+              <w:t>[6]</w:t>
+            </w:r>
+          </w:p>
+        </w:tc>
+        <w:tc>
+          <w:tcPr>
+            <w:tcW w:w="3402" w:type="dxa"/>
+          </w:tcPr>
+          <w:p>
+            <w:pPr>
+              <w:rPr>
+                <w:lang w:val="en-US"/>
+              </w:rPr>
+            </w:pPr>
+            <w:r>
+              <w:rPr>
+                <w:lang w:val="en-US"/>
+              </w:rPr>
+              <w:t>test_protokolle</w:t>
+            </w:r>
+          </w:p>
+        </w:tc>
+        <w:tc>
+          <w:tcPr>
+            <w:tcW w:w="4084" w:type="dxa"/>
+          </w:tcPr>
+          <w:p/>
+        </w:tc>
+        <w:tc>
+          <w:tcPr>
+            <w:tcW w:w="872" w:type="dxa"/>
+          </w:tcPr>
+          <w:p>
+            <w:pPr>
+              <w:rPr>
+                <w:lang w:val="en-US"/>
+              </w:rPr>
+            </w:pPr>
           </w:p>
         </w:tc>
       </w:tr>
@@ -6217,13 +5883,8 @@
                 <w:lang w:val="en-US"/>
               </w:rPr>
             </w:pPr>
-            <w:proofErr w:type="spellStart"/>
-            <w:r>
-              <w:t>Scrum</w:t>
-            </w:r>
-            <w:proofErr w:type="spellEnd"/>
-            <w:r>
-              <w:t xml:space="preserve"> Master</w:t>
+            <w:r>
+              <w:t>Scrum Master</w:t>
             </w:r>
           </w:p>
         </w:tc>
@@ -6323,15 +5984,7 @@
               </w:rPr>
             </w:pPr>
             <w:r>
-              <w:t xml:space="preserve">Testingenieur, </w:t>
-            </w:r>
-            <w:proofErr w:type="spellStart"/>
-            <w:r>
-              <w:t>Product</w:t>
-            </w:r>
-            <w:proofErr w:type="spellEnd"/>
-            <w:r>
-              <w:t xml:space="preserve"> Owner</w:t>
+              <w:t>Testingenieur, Product Owner</w:t>
             </w:r>
           </w:p>
         </w:tc>
@@ -8901,6 +8554,7 @@
     <w:rsid w:val="004C1C0F"/>
     <w:rsid w:val="004D295B"/>
     <w:rsid w:val="004D7724"/>
+    <w:rsid w:val="004E0434"/>
     <w:rsid w:val="004F1900"/>
     <w:rsid w:val="004F715D"/>
     <w:rsid w:val="004F7D21"/>
@@ -8910,6 +8564,7 @@
     <w:rsid w:val="00835503"/>
     <w:rsid w:val="008376DC"/>
     <w:rsid w:val="00844CED"/>
+    <w:rsid w:val="00877865"/>
     <w:rsid w:val="0089440F"/>
     <w:rsid w:val="008C1F0B"/>
     <w:rsid w:val="00964C81"/>
